--- a/report.docx
+++ b/report.docx
@@ -1958,7 +1958,480 @@
         <w:spacing w:after="100" w:before="40"/>
       </w:pPr>
       <w:r>
-        <w:t>FLEURS Hindi (20 samples, test split) confirms self-recorded findings: Sarvam outperforms Deepgram on CER (1.382 vs 1.411) and latency (0.72s vs 1.84s). WER ~1.0 on both due to Devanagari reference vs Roman output script mismatch — expected, not a failure. Results are not an artifact of self-recording quality.</w:t>
+        <w:t>Two open-source Hindi datasets validated findings beyond self-recorded audio. FLEURS Hindi (20 samples, test split) is clean read speech with diverse regional accents. Kathbath Hindi (20 samples, valid split) is conversational speech from 1,218 contributors across 203 districts in India — closest to production conditions. References are Devanagari script; model outputs are Roman — WER ~1.0 expected on both due to script mismatch. CER is the valid metric:</w:t>
+      </w:r>
+    </w:p>
+    <w:tbl>
+      <w:tblPr>
+        <w:tblStyle w:val="TableGrid"/>
+        <w:tblW w:type="auto" w:w="0"/>
+        <w:jc w:val="center"/>
+        <w:tblLook w:firstColumn="1" w:firstRow="1" w:lastColumn="0" w:lastRow="0" w:noHBand="0" w:noVBand="1" w:val="04A0"/>
+      </w:tblPr>
+      <w:tblGrid>
+        <w:gridCol w:w="1872"/>
+        <w:gridCol w:w="1872"/>
+        <w:gridCol w:w="1872"/>
+        <w:gridCol w:w="1872"/>
+        <w:gridCol w:w="1872"/>
+      </w:tblGrid>
+      <w:tr>
+        <w:tc>
+          <w:tcPr>
+            <w:tcW w:type="dxa" w:w="2592"/>
+            <w:shd w:val="clear" w:color="auto" w:fill="1F497D"/>
+          </w:tcPr>
+          <w:p>
+            <w:pPr>
+              <w:jc w:val="center"/>
+            </w:pPr>
+            <w:r>
+              <w:rPr>
+                <w:b/>
+                <w:color w:val="FFFFFF"/>
+                <w:sz w:val="18"/>
+              </w:rPr>
+              <w:t>Dataset</w:t>
+            </w:r>
+          </w:p>
+        </w:tc>
+        <w:tc>
+          <w:tcPr>
+            <w:tcW w:type="dxa" w:w="2880"/>
+            <w:shd w:val="clear" w:color="auto" w:fill="1F497D"/>
+          </w:tcPr>
+          <w:p>
+            <w:pPr>
+              <w:jc w:val="center"/>
+            </w:pPr>
+            <w:r>
+              <w:rPr>
+                <w:b/>
+                <w:color w:val="FFFFFF"/>
+                <w:sz w:val="18"/>
+              </w:rPr>
+              <w:t>Model</w:t>
+            </w:r>
+          </w:p>
+        </w:tc>
+        <w:tc>
+          <w:tcPr>
+            <w:tcW w:type="dxa" w:w="1872"/>
+            <w:shd w:val="clear" w:color="auto" w:fill="1F497D"/>
+          </w:tcPr>
+          <w:p>
+            <w:pPr>
+              <w:jc w:val="center"/>
+            </w:pPr>
+            <w:r>
+              <w:rPr>
+                <w:b/>
+                <w:color w:val="FFFFFF"/>
+                <w:sz w:val="18"/>
+              </w:rPr>
+              <w:t>Mean WER</w:t>
+            </w:r>
+          </w:p>
+        </w:tc>
+        <w:tc>
+          <w:tcPr>
+            <w:tcW w:type="dxa" w:w="1872"/>
+            <w:shd w:val="clear" w:color="auto" w:fill="1F497D"/>
+          </w:tcPr>
+          <w:p>
+            <w:pPr>
+              <w:jc w:val="center"/>
+            </w:pPr>
+            <w:r>
+              <w:rPr>
+                <w:b/>
+                <w:color w:val="FFFFFF"/>
+                <w:sz w:val="18"/>
+              </w:rPr>
+              <w:t>Mean CER</w:t>
+            </w:r>
+          </w:p>
+        </w:tc>
+        <w:tc>
+          <w:tcPr>
+            <w:tcW w:type="dxa" w:w="2304"/>
+            <w:shd w:val="clear" w:color="auto" w:fill="1F497D"/>
+          </w:tcPr>
+          <w:p>
+            <w:pPr>
+              <w:jc w:val="center"/>
+            </w:pPr>
+            <w:r>
+              <w:rPr>
+                <w:b/>
+                <w:color w:val="FFFFFF"/>
+                <w:sz w:val="18"/>
+              </w:rPr>
+              <w:t>Mean Latency</w:t>
+            </w:r>
+          </w:p>
+        </w:tc>
+      </w:tr>
+      <w:tr>
+        <w:tc>
+          <w:tcPr>
+            <w:tcW w:type="dxa" w:w="2592"/>
+            <w:shd w:val="clear" w:color="auto" w:fill="F2F7FC"/>
+          </w:tcPr>
+          <w:p>
+            <w:pPr>
+              <w:jc w:val="center"/>
+            </w:pPr>
+            <w:r>
+              <w:rPr>
+                <w:sz w:val="18"/>
+              </w:rPr>
+              <w:t>FLEURS Hindi</w:t>
+            </w:r>
+          </w:p>
+        </w:tc>
+        <w:tc>
+          <w:tcPr>
+            <w:tcW w:type="dxa" w:w="2880"/>
+            <w:shd w:val="clear" w:color="auto" w:fill="F2F7FC"/>
+          </w:tcPr>
+          <w:p>
+            <w:pPr>
+              <w:jc w:val="center"/>
+            </w:pPr>
+            <w:r>
+              <w:rPr>
+                <w:sz w:val="18"/>
+              </w:rPr>
+              <w:t>Deepgram Nova-2</w:t>
+            </w:r>
+          </w:p>
+        </w:tc>
+        <w:tc>
+          <w:tcPr>
+            <w:tcW w:type="dxa" w:w="1872"/>
+            <w:shd w:val="clear" w:color="auto" w:fill="F2F7FC"/>
+          </w:tcPr>
+          <w:p>
+            <w:pPr>
+              <w:jc w:val="center"/>
+            </w:pPr>
+            <w:r>
+              <w:rPr>
+                <w:sz w:val="18"/>
+              </w:rPr>
+              <w:t>1.007</w:t>
+            </w:r>
+          </w:p>
+        </w:tc>
+        <w:tc>
+          <w:tcPr>
+            <w:tcW w:type="dxa" w:w="1872"/>
+            <w:shd w:val="clear" w:color="auto" w:fill="F2F7FC"/>
+          </w:tcPr>
+          <w:p>
+            <w:pPr>
+              <w:jc w:val="center"/>
+            </w:pPr>
+            <w:r>
+              <w:rPr>
+                <w:sz w:val="18"/>
+              </w:rPr>
+              <w:t>1.411</w:t>
+            </w:r>
+          </w:p>
+        </w:tc>
+        <w:tc>
+          <w:tcPr>
+            <w:tcW w:type="dxa" w:w="2304"/>
+            <w:shd w:val="clear" w:color="auto" w:fill="F2F7FC"/>
+          </w:tcPr>
+          <w:p>
+            <w:pPr>
+              <w:jc w:val="center"/>
+            </w:pPr>
+            <w:r>
+              <w:rPr>
+                <w:sz w:val="18"/>
+              </w:rPr>
+              <w:t>0.58s</w:t>
+            </w:r>
+          </w:p>
+        </w:tc>
+      </w:tr>
+      <w:tr>
+        <w:tc>
+          <w:tcPr>
+            <w:tcW w:type="dxa" w:w="2592"/>
+            <w:shd w:val="clear" w:color="auto" w:fill="FFFFFF"/>
+          </w:tcPr>
+          <w:p>
+            <w:pPr>
+              <w:jc w:val="center"/>
+            </w:pPr>
+            <w:r>
+              <w:rPr>
+                <w:sz w:val="18"/>
+              </w:rPr>
+              <w:t>FLEURS Hindi</w:t>
+            </w:r>
+          </w:p>
+        </w:tc>
+        <w:tc>
+          <w:tcPr>
+            <w:tcW w:type="dxa" w:w="2880"/>
+            <w:shd w:val="clear" w:color="auto" w:fill="FFFFFF"/>
+          </w:tcPr>
+          <w:p>
+            <w:pPr>
+              <w:jc w:val="center"/>
+            </w:pPr>
+            <w:r>
+              <w:rPr>
+                <w:sz w:val="18"/>
+              </w:rPr>
+              <w:t>Sarvam Saaras v3</w:t>
+            </w:r>
+          </w:p>
+        </w:tc>
+        <w:tc>
+          <w:tcPr>
+            <w:tcW w:type="dxa" w:w="1872"/>
+            <w:shd w:val="clear" w:color="auto" w:fill="FFFFFF"/>
+          </w:tcPr>
+          <w:p>
+            <w:pPr>
+              <w:jc w:val="center"/>
+            </w:pPr>
+            <w:r>
+              <w:rPr>
+                <w:sz w:val="18"/>
+              </w:rPr>
+              <w:t>1.001</w:t>
+            </w:r>
+          </w:p>
+        </w:tc>
+        <w:tc>
+          <w:tcPr>
+            <w:tcW w:type="dxa" w:w="1872"/>
+            <w:shd w:val="clear" w:color="auto" w:fill="FFFFFF"/>
+          </w:tcPr>
+          <w:p>
+            <w:pPr>
+              <w:jc w:val="center"/>
+            </w:pPr>
+            <w:r>
+              <w:rPr>
+                <w:sz w:val="18"/>
+              </w:rPr>
+              <w:t>1.382 ✓</w:t>
+            </w:r>
+          </w:p>
+        </w:tc>
+        <w:tc>
+          <w:tcPr>
+            <w:tcW w:type="dxa" w:w="2304"/>
+            <w:shd w:val="clear" w:color="auto" w:fill="FFFFFF"/>
+          </w:tcPr>
+          <w:p>
+            <w:pPr>
+              <w:jc w:val="center"/>
+            </w:pPr>
+            <w:r>
+              <w:rPr>
+                <w:sz w:val="18"/>
+              </w:rPr>
+              <w:t>1.07s</w:t>
+            </w:r>
+          </w:p>
+        </w:tc>
+      </w:tr>
+      <w:tr>
+        <w:tc>
+          <w:tcPr>
+            <w:tcW w:type="dxa" w:w="2592"/>
+            <w:shd w:val="clear" w:color="auto" w:fill="F2F7FC"/>
+          </w:tcPr>
+          <w:p>
+            <w:pPr>
+              <w:jc w:val="center"/>
+            </w:pPr>
+            <w:r>
+              <w:rPr>
+                <w:sz w:val="18"/>
+              </w:rPr>
+              <w:t>Kathbath Hindi</w:t>
+            </w:r>
+          </w:p>
+        </w:tc>
+        <w:tc>
+          <w:tcPr>
+            <w:tcW w:type="dxa" w:w="2880"/>
+            <w:shd w:val="clear" w:color="auto" w:fill="F2F7FC"/>
+          </w:tcPr>
+          <w:p>
+            <w:pPr>
+              <w:jc w:val="center"/>
+            </w:pPr>
+            <w:r>
+              <w:rPr>
+                <w:sz w:val="18"/>
+              </w:rPr>
+              <w:t>Deepgram Nova-2</w:t>
+            </w:r>
+          </w:p>
+        </w:tc>
+        <w:tc>
+          <w:tcPr>
+            <w:tcW w:type="dxa" w:w="1872"/>
+            <w:shd w:val="clear" w:color="auto" w:fill="F2F7FC"/>
+          </w:tcPr>
+          <w:p>
+            <w:pPr>
+              <w:jc w:val="center"/>
+            </w:pPr>
+            <w:r>
+              <w:rPr>
+                <w:sz w:val="18"/>
+              </w:rPr>
+              <w:t>1.023</w:t>
+            </w:r>
+          </w:p>
+        </w:tc>
+        <w:tc>
+          <w:tcPr>
+            <w:tcW w:type="dxa" w:w="1872"/>
+            <w:shd w:val="clear" w:color="auto" w:fill="F2F7FC"/>
+          </w:tcPr>
+          <w:p>
+            <w:pPr>
+              <w:jc w:val="center"/>
+            </w:pPr>
+            <w:r>
+              <w:rPr>
+                <w:sz w:val="18"/>
+              </w:rPr>
+              <w:t>1.425</w:t>
+            </w:r>
+          </w:p>
+        </w:tc>
+        <w:tc>
+          <w:tcPr>
+            <w:tcW w:type="dxa" w:w="2304"/>
+            <w:shd w:val="clear" w:color="auto" w:fill="F2F7FC"/>
+          </w:tcPr>
+          <w:p>
+            <w:pPr>
+              <w:jc w:val="center"/>
+            </w:pPr>
+            <w:r>
+              <w:rPr>
+                <w:sz w:val="18"/>
+              </w:rPr>
+              <w:t>0.72s</w:t>
+            </w:r>
+          </w:p>
+        </w:tc>
+      </w:tr>
+      <w:tr>
+        <w:tc>
+          <w:tcPr>
+            <w:tcW w:type="dxa" w:w="2592"/>
+            <w:shd w:val="clear" w:color="auto" w:fill="FFFFFF"/>
+          </w:tcPr>
+          <w:p>
+            <w:pPr>
+              <w:jc w:val="center"/>
+            </w:pPr>
+            <w:r>
+              <w:rPr>
+                <w:sz w:val="18"/>
+              </w:rPr>
+              <w:t>Kathbath Hindi</w:t>
+            </w:r>
+          </w:p>
+        </w:tc>
+        <w:tc>
+          <w:tcPr>
+            <w:tcW w:type="dxa" w:w="2880"/>
+            <w:shd w:val="clear" w:color="auto" w:fill="FFFFFF"/>
+          </w:tcPr>
+          <w:p>
+            <w:pPr>
+              <w:jc w:val="center"/>
+            </w:pPr>
+            <w:r>
+              <w:rPr>
+                <w:sz w:val="18"/>
+              </w:rPr>
+              <w:t>Sarvam Saaras v3</w:t>
+            </w:r>
+          </w:p>
+        </w:tc>
+        <w:tc>
+          <w:tcPr>
+            <w:tcW w:type="dxa" w:w="1872"/>
+            <w:shd w:val="clear" w:color="auto" w:fill="FFFFFF"/>
+          </w:tcPr>
+          <w:p>
+            <w:pPr>
+              <w:jc w:val="center"/>
+            </w:pPr>
+            <w:r>
+              <w:rPr>
+                <w:sz w:val="18"/>
+              </w:rPr>
+              <w:t>1.018</w:t>
+            </w:r>
+          </w:p>
+        </w:tc>
+        <w:tc>
+          <w:tcPr>
+            <w:tcW w:type="dxa" w:w="1872"/>
+            <w:shd w:val="clear" w:color="auto" w:fill="FFFFFF"/>
+          </w:tcPr>
+          <w:p>
+            <w:pPr>
+              <w:jc w:val="center"/>
+            </w:pPr>
+            <w:r>
+              <w:rPr>
+                <w:sz w:val="18"/>
+              </w:rPr>
+              <w:t>1.410 ✓</w:t>
+            </w:r>
+          </w:p>
+        </w:tc>
+        <w:tc>
+          <w:tcPr>
+            <w:tcW w:type="dxa" w:w="2304"/>
+            <w:shd w:val="clear" w:color="auto" w:fill="FFFFFF"/>
+          </w:tcPr>
+          <w:p>
+            <w:pPr>
+              <w:jc w:val="center"/>
+            </w:pPr>
+            <w:r>
+              <w:rPr>
+                <w:sz w:val="18"/>
+              </w:rPr>
+              <w:t>0.59s</w:t>
+            </w:r>
+          </w:p>
+        </w:tc>
+      </w:tr>
+    </w:tbl>
+    <w:p>
+      <w:pPr>
+        <w:spacing w:after="80"/>
+      </w:pPr>
+    </w:p>
+    <w:p>
+      <w:pPr>
+        <w:spacing w:after="100" w:before="40"/>
+      </w:pPr>
+      <w:r>
+        <w:t>Sarvam's CER advantage holds on both datasets. On Kathbath (conversational), the gap narrows — 1.410 vs 1.425 — suggesting both models find spontaneous speech harder than read speech. Self-recorded findings generalize to external data.</w:t>
       </w:r>
     </w:p>
     <w:p>

--- a/report.docx
+++ b/report.docx
@@ -57,7 +57,7 @@
         <w:spacing w:after="100" w:before="40"/>
       </w:pPr>
       <w:r>
-        <w:t>Platform context: blue-collar hiring, phone and WhatsApp voice input, Hindi/Hinglish, noisy environments. The core task is entity extraction — did the model correctly capture the locality name from natural conversational speech? Wrong locality = wrong job match. WER is insufficient here: a transcript returning 'alhaga' for 'Yelahanka' scores WER=1.0 on that word but the failure is a missed entity, not a transcription error. Four models were benchmarked across the API vs local and general-purpose vs India-specific axes:</w:t>
+        <w:t>Platform context: blue-collar hiring, phone and WhatsApp voice input, Hindi/Hinglish, noisy environments. The core task is entity extraction  -  did the model correctly capture the locality name from natural conversational speech? Wrong locality = wrong job match. WER is insufficient here: a transcript returning 'alhaga' for 'Yelahanka' scores WER=1.0 on that word but the failure is a missed entity, not a transcription error. Four models were benchmarked across the API vs local and general-purpose vs India-specific axes:</w:t>
       </w:r>
     </w:p>
     <w:tbl>
@@ -162,7 +162,7 @@
               <w:rPr>
                 <w:sz w:val="18"/>
               </w:rPr>
-              <w:t>API — Baseline</w:t>
+              <w:t>API  -  Baseline</w:t>
             </w:r>
           </w:p>
         </w:tc>
@@ -354,7 +354,7 @@
         <w:spacing w:after="100" w:before="40"/>
       </w:pPr>
       <w:r>
-        <w:t>Models rejected: IndicWhisper — broken checkpoint, weight size mismatches. Sarvam Saarika v2.5 — deprecated mid-evaluation, migrated to Saaras v3. IndicConformer ran on Google Colab T4 (6.17GB model exceeds local 6GB VRAM). Whisper ran on CPU due to missing CUDA cublas DLL on GTX 1660.</w:t>
+        <w:t>Models rejected: IndicWhisper  -  broken checkpoint, weight size mismatches. Sarvam Saarika v2.5  -  deprecated mid-evaluation, migrated to Saaras v3. IndicConformer ran on Google Colab T4 (6.17GB model exceeds local 6GB VRAM). Whisper ran on CPU due to missing CUDA cublas DLL on GTX 1660.</w:t>
       </w:r>
     </w:p>
     <w:p>
@@ -362,7 +362,7 @@
         <w:spacing w:after="100" w:before="40"/>
       </w:pPr>
       <w:r>
-        <w:t>Dataset: 22 phone-mic recordings (20 Hindi/Hinglish + 2 English for cross-language generalization). Two speakers — male (16 files), female (6 files), both Malayalam-accented Hindi, matching the actual blue-collar worker demographic in Bangalore. Conditions: quiet (8), noisy (9), rushed (3), whispered (2). External validation: FLEURS Hindi test split (20 samples) via HuggingFace.</w:t>
+        <w:t>Dataset: 22 phone-mic recordings (20 Hindi/Hinglish + 2 English for cross-language generalization). Two speakers  -  male (16 files), female (6 files), both Malayalam-accented Hindi, matching the actual blue-collar worker demographic in Bangalore. Conditions: quiet (8), noisy (9), rushed (3), whispered (2). External validation: FLEURS Hindi test split (20 samples),Kathbath Hindi (20 samples, valid split) via HuggingFace.</w:t>
       </w:r>
     </w:p>
     <w:tbl>
@@ -483,7 +483,7 @@
               <w:rPr>
                 <w:sz w:val="18"/>
               </w:rPr>
-              <w:t>Standard word-level metric. Secondary — not sufficient for proper noun tasks.</w:t>
+              <w:t>Standard word-level metric. Secondary  -  not sufficient for proper noun tasks.</w:t>
             </w:r>
           </w:p>
         </w:tc>
@@ -571,7 +571,7 @@
         <w:spacing w:after="100" w:before="40"/>
       </w:pPr>
       <w:r>
-        <w:t>Entity accuracy uses fuzzy matching via rapidfuzz (sliding window, threshold=85). Threshold set at 85 not 80 — 'electronic city' matched 'electricity' at 84.6, a false positive. Devanagari aliases added for Whisper and IndicConformer since both output Devanagari for Hindi speech, making WER/CER comparisons invalid.</w:t>
+        <w:t>Entity accuracy uses fuzzy matching via rapidfuzz (sliding window, threshold=85). Threshold set at 85 not 80  -  'electronic city' matched 'electricity' at 84.6, a false positive. Devanagari aliases added for Whisper and IndicConformer since both output Devanagari for Hindi speech, making WER/CER comparisons invalid.</w:t>
       </w:r>
     </w:p>
     <w:p>
@@ -1056,7 +1056,7 @@
         <w:spacing w:after="100" w:before="40"/>
       </w:pPr>
       <w:r>
-        <w:t>* WER/CER not comparable — Devanagari output vs Roman reference. Whisper WER (0.94) is lower than IndicConformer (1.01) partly because English files pull the mean down. Charts: results/charts/ — entity_accuracy.png, noise_breakdown.png, gender_breakdown.png, latency_comparison.png, llm_vs_fuzzy.png</w:t>
+        <w:t>* WER/CER not comparable  -  Devanagari output vs Roman reference. Whisper WER (0.94) is lower than IndicConformer (1.01) partly because English files pull the mean down. Charts: results/charts/  -  entity_accuracy.png, noise_breakdown.png, gender_breakdown.png, latency_comparison.png, llm_vs_fuzzy.png</w:t>
       </w:r>
     </w:p>
     <w:p>
@@ -1541,7 +1541,7 @@
         <w:spacing w:after="100" w:before="40"/>
       </w:pPr>
       <w:r>
-        <w:t>Sarvam is the only model achieving 100% on rushed audio — the most production-relevant condition for telephony. Deepgram and IndicConformer score 0% on rushed speech — complete collapse. Whisper scores 100% on whispered audio but is not deployable at 12.4s per file latency.</w:t>
+        <w:t>Sarvam is the only model achieving 100% on rushed audio  -  the most production-relevant condition for telephony. Deepgram and IndicConformer score 0% on rushed speech  -  complete collapse. Whisper scores 100% on whispered audio but is not deployable at 12.4s per file latency.</w:t>
       </w:r>
     </w:p>
     <w:p>
@@ -1712,7 +1712,7 @@
               <w:rPr>
                 <w:sz w:val="18"/>
               </w:rPr>
-              <w:t>-16% (reversed — female &gt; male, unique to Deepgram)</w:t>
+              <w:t>-16% (reversed  -  female &gt; male, unique to Deepgram)</w:t>
             </w:r>
           </w:p>
         </w:tc>
@@ -1782,7 +1782,7 @@
               <w:rPr>
                 <w:sz w:val="18"/>
               </w:rPr>
-              <w:t>+30% (largest gap — likely training data bias)</w:t>
+              <w:t>+30% (largest gap  -  likely training data bias)</w:t>
             </w:r>
           </w:p>
         </w:tc>
@@ -1938,7 +1938,7 @@
         <w:spacing w:after="100" w:before="40"/>
       </w:pPr>
       <w:r>
-        <w:t>Both speakers recorded in identical conditions. Sarvam's 30-point gender gap is not explained by recording quality — it is a production risk that needs monitoring and female-speaker evaluation data before deployment.</w:t>
+        <w:t>Both speakers recorded in identical conditions. Sarvam's 30-point gender gap is not explained by recording quality  -  it is a production risk that needs monitoring and female-speaker evaluation data before deployment.</w:t>
       </w:r>
     </w:p>
     <w:p>
@@ -1958,7 +1958,7 @@
         <w:spacing w:after="100" w:before="40"/>
       </w:pPr>
       <w:r>
-        <w:t>Two open-source Hindi datasets validated findings beyond self-recorded audio. FLEURS Hindi (20 samples, test split) is clean read speech with diverse regional accents. Kathbath Hindi (20 samples, valid split) is conversational speech from 1,218 contributors across 203 districts in India — closest to production conditions. References are Devanagari script; model outputs are Roman — WER ~1.0 expected on both due to script mismatch. CER is the valid metric:</w:t>
+        <w:t>Two open-source Hindi datasets validated findings beyond self-recorded audio. FLEURS Hindi (20 samples, test split) is clean read speech with diverse regional accents. Kathbath Hindi (20 samples, valid split) is conversational speech from 1,218 contributors across 203 districts in India  -  closest to production conditions. References are Devanagari script; model outputs are Roman  -  WER ~1.0 expected on both due to script mismatch. CER is the valid metric:</w:t>
       </w:r>
     </w:p>
     <w:tbl>
@@ -2431,7 +2431,7 @@
         <w:spacing w:after="100" w:before="40"/>
       </w:pPr>
       <w:r>
-        <w:t>Sarvam's CER advantage holds on both datasets. On Kathbath (conversational), the gap narrows — 1.410 vs 1.425 — suggesting both models find spontaneous speech harder than read speech. Self-recorded findings generalize to external data.</w:t>
+        <w:t>Sarvam's CER advantage holds on both datasets. On Kathbath (conversational), the gap narrows  -  1.410 vs 1.425  -  suggesting both models find spontaneous speech harder than read speech. Self-recorded findings generalize to external data.</w:t>
       </w:r>
     </w:p>
     <w:p>
@@ -2898,7 +2898,7 @@
         <w:spacing w:after="100" w:before="40"/>
       </w:pPr>
       <w:r>
-        <w:t>Deepgram produced 2 empty transcripts — no other model did. The hallucination on file 20 is dangerous: 'chandraghor' is a coherent but completely wrong locality with no confidence signal to flag it.</w:t>
+        <w:t>Deepgram produced 2 empty transcripts  -  no other model did. The hallucination on file 20 is dangerous: 'chandraghor' is a coherent but completely wrong locality with no confidence signal to flag it.</w:t>
       </w:r>
     </w:p>
     <w:p>
@@ -3261,7 +3261,7 @@
         <w:t>"chandraghor session"</w:t>
       </w:r>
       <w:r>
-        <w:t xml:space="preserve"> → 'Chandraghoda' — real but wrong locality, confident hallucination</w:t>
+        <w:t xml:space="preserve"> → 'Chandraghoda'  -  real but wrong locality, confident hallucination</w:t>
       </w:r>
     </w:p>
     <w:p>
@@ -3276,7 +3276,7 @@
         <w:t>"masooch ek bus"</w:t>
       </w:r>
       <w:r>
-        <w:t xml:space="preserve"> → 'Mysore Road' — plausible but wrong</w:t>
+        <w:t xml:space="preserve"> → 'Mysore Road'  -  plausible but wrong</w:t>
       </w:r>
     </w:p>
     <w:p>
@@ -3284,7 +3284,7 @@
         <w:spacing w:after="100" w:before="40"/>
       </w:pPr>
       <w:r>
-        <w:t>LLM hallucinates confidently on garbled input — producing a wrong answer that looks correct. Gazetteer validation is mandatory as a third stage.</w:t>
+        <w:t>LLM hallucinates confidently on garbled input  -  producing a wrong answer that looks correct. Gazetteer validation is mandatory as a third stage.</w:t>
       </w:r>
     </w:p>
     <w:p>
@@ -3304,7 +3304,7 @@
         <w:spacing w:after="100" w:before="40"/>
       </w:pPr>
       <w:r>
-        <w:t>Sarvam Saaras v3 is the production pick — best entity accuracy (77%), fastest latency (0.7s), only model handling rushed speech (100%), consistent on noisy audio (63%). No other model is close on the primary task.</w:t>
+        <w:t>Sarvam Saaras v3 is the production pick  -  best entity accuracy (77%), fastest latency (0.7s), only model handling rushed speech (100%), consistent on noisy audio (63%). No other model is close on the primary task.</w:t>
       </w:r>
     </w:p>
     <w:tbl>
@@ -3548,7 +3548,7 @@
         <w:spacing w:after="100" w:before="40"/>
       </w:pPr>
       <w:r>
-        <w:t>Three-stage pipeline achieves 95% entity accuracy vs 77% for ASR alone. The gazetteer is not optional — without it, LLM hallucinations like 'Chandraghoda' pass as valid answers.</w:t>
+        <w:t>Three-stage pipeline achieves 95% entity accuracy vs 77% for ASR alone. The gazetteer is not optional  -  without it, LLM hallucinations like 'Chandraghoda' pass as valid answers.</w:t>
       </w:r>
     </w:p>
     <w:p>
@@ -3605,7 +3605,7 @@
         <w:t>Cost at scale:</w:t>
       </w:r>
       <w:r>
-        <w:t xml:space="preserve"> Sarvam is a paid API. At high call volume, IndicConformer on dedicated GPU is viable — matches Sarvam on quiet audio (86%).</w:t>
+        <w:t xml:space="preserve"> Sarvam is a paid API. At high call volume, IndicConformer on dedicated GPU is viable  -  matches Sarvam on quiet audio (86%).</w:t>
       </w:r>
     </w:p>
     <w:p>
@@ -3635,7 +3635,7 @@
         <w:t>IndicConformer robustness:</w:t>
       </w:r>
       <w:r>
-        <w:t xml:space="preserve"> 86% on quiet but 0% on rushed — strong capability, poor noise robustness. Needs noisy training data.</w:t>
+        <w:t xml:space="preserve"> 86% on quiet but 0% on rushed  -  strong capability, poor noise robustness. Needs noisy training data.</w:t>
       </w:r>
     </w:p>
     <w:p/>
